--- a/Science Books/QED Course/Lesson 19 Dirac Equation.docx
+++ b/Science Books/QED Course/Lesson 19 Dirac Equation.docx
@@ -539,7 +539,89 @@
       <m:oMathPara>
         <m:oMath>
           <m:r>
-            <m:t xml:space="preserve">i ∂_t ψ = (α·p̂ + βm) ψ = (−iα·∇ + βm) ψ</m:t>
+            <m:t xml:space="preserve">i</m:t>
+          </m:r>
+          <m:r>
+            <m:t xml:space="preserve"> </m:t>
+          </m:r>
+          <m:sSub>
+            <m:e>
+              <m:r>
+                <m:t xml:space="preserve">∂</m:t>
+              </m:r>
+            </m:e>
+            <m:sub>
+              <m:r>
+                <m:t xml:space="preserve">t</m:t>
+              </m:r>
+            </m:sub>
+          </m:sSub>
+          <m:r>
+            <m:t xml:space="preserve"> </m:t>
+          </m:r>
+          <m:r>
+            <m:t xml:space="preserve">ψ</m:t>
+          </m:r>
+          <m:r>
+            <m:t xml:space="preserve">=</m:t>
+          </m:r>
+          <m:d>
+            <m:dPr/>
+            <m:e>
+              <m:r>
+                <m:t xml:space="preserve">α</m:t>
+              </m:r>
+              <m:r>
+                <m:t xml:space="preserve">·</m:t>
+              </m:r>
+              <m:r>
+                <m:t xml:space="preserve">p̂</m:t>
+              </m:r>
+              <m:r>
+                <m:t xml:space="preserve">+</m:t>
+              </m:r>
+              <m:r>
+                <m:t xml:space="preserve">βm</m:t>
+              </m:r>
+            </m:e>
+          </m:d>
+          <m:r>
+            <m:t xml:space="preserve"> </m:t>
+          </m:r>
+          <m:r>
+            <m:t xml:space="preserve">ψ</m:t>
+          </m:r>
+          <m:r>
+            <m:t xml:space="preserve">=</m:t>
+          </m:r>
+          <m:d>
+            <m:dPr/>
+            <m:e>
+              <m:r>
+                <m:t xml:space="preserve">−</m:t>
+              </m:r>
+              <m:r>
+                <m:t xml:space="preserve">iα</m:t>
+              </m:r>
+              <m:r>
+                <m:t xml:space="preserve">·</m:t>
+              </m:r>
+              <m:r>
+                <m:t xml:space="preserve">∇</m:t>
+              </m:r>
+              <m:r>
+                <m:t xml:space="preserve">+</m:t>
+              </m:r>
+              <m:r>
+                <m:t xml:space="preserve">βm</m:t>
+              </m:r>
+            </m:e>
+          </m:d>
+          <m:r>
+            <m:t xml:space="preserve"> </m:t>
+          </m:r>
+          <m:r>
+            <m:t xml:space="preserve">ψ</m:t>
           </m:r>
         </m:oMath>
       </m:oMathPara>
@@ -591,8 +673,131 @@
       <m:oMathPara>
         <m:oMath>
           <m:r>
-            <m:t xml:space="preserve">αᵢ = [[0, σᵢ],[σᵢ, 0]],    β = [[I₂, 0],[0, −I₂]]</m:t>
+            <m:t xml:space="preserve">αᵢ</m:t>
           </m:r>
+          <m:r>
+            <m:t xml:space="preserve">=</m:t>
+          </m:r>
+          <m:d>
+            <m:dPr>
+              <m:begChr m:val="["/>
+              <m:endChr m:val="]"/>
+            </m:dPr>
+            <m:e>
+              <m:d>
+                <m:dPr>
+                  <m:begChr m:val="["/>
+                  <m:endChr m:val="]"/>
+                </m:dPr>
+                <m:e>
+                  <m:r>
+                    <m:t xml:space="preserve">0</m:t>
+                  </m:r>
+                  <m:r>
+                    <m:t xml:space="preserve">,</m:t>
+                  </m:r>
+                  <m:r>
+                    <m:t xml:space="preserve">σᵢ</m:t>
+                  </m:r>
+                </m:e>
+              </m:d>
+              <m:r>
+                <m:t xml:space="preserve">,</m:t>
+              </m:r>
+              <m:d>
+                <m:dPr>
+                  <m:begChr m:val="["/>
+                  <m:endChr m:val="]"/>
+                </m:dPr>
+                <m:e>
+                  <m:r>
+                    <m:t xml:space="preserve">σᵢ</m:t>
+                  </m:r>
+                  <m:r>
+                    <m:t xml:space="preserve">,</m:t>
+                  </m:r>
+                  <m:r>
+                    <m:t xml:space="preserve">0</m:t>
+                  </m:r>
+                </m:e>
+              </m:d>
+            </m:e>
+          </m:d>
+          <m:r>
+            <m:t xml:space="preserve">,</m:t>
+          </m:r>
+          <m:r>
+            <m:t xml:space="preserve">β</m:t>
+          </m:r>
+          <m:r>
+            <m:t xml:space="preserve">=</m:t>
+          </m:r>
+          <m:d>
+            <m:dPr>
+              <m:begChr m:val="["/>
+              <m:endChr m:val="]"/>
+            </m:dPr>
+            <m:e>
+              <m:d>
+                <m:dPr>
+                  <m:begChr m:val="["/>
+                  <m:endChr m:val="]"/>
+                </m:dPr>
+                <m:e>
+                  <m:sSub>
+                    <m:e>
+                      <m:r>
+                        <m:t xml:space="preserve">I</m:t>
+                      </m:r>
+                    </m:e>
+                    <m:sub>
+                      <m:r>
+                        <m:t xml:space="preserve">2</m:t>
+                      </m:r>
+                    </m:sub>
+                  </m:sSub>
+                  <m:r>
+                    <m:t xml:space="preserve">,</m:t>
+                  </m:r>
+                  <m:r>
+                    <m:t xml:space="preserve">0</m:t>
+                  </m:r>
+                </m:e>
+              </m:d>
+              <m:r>
+                <m:t xml:space="preserve">,</m:t>
+              </m:r>
+              <m:d>
+                <m:dPr>
+                  <m:begChr m:val="["/>
+                  <m:endChr m:val="]"/>
+                </m:dPr>
+                <m:e>
+                  <m:r>
+                    <m:t xml:space="preserve">0</m:t>
+                  </m:r>
+                  <m:r>
+                    <m:t xml:space="preserve">,</m:t>
+                  </m:r>
+                  <m:r>
+                    <m:t xml:space="preserve">−</m:t>
+                  </m:r>
+                  <m:sSub>
+                    <m:e>
+                      <m:r>
+                        <m:t xml:space="preserve">I</m:t>
+                      </m:r>
+                    </m:e>
+                    <m:sub>
+                      <m:r>
+                        <m:t xml:space="preserve">2</m:t>
+                      </m:r>
+                    </m:sub>
+                  </m:sSub>
+                </m:e>
+              </m:d>
+            </m:e>
+          </m:d>
         </m:oMath>
       </m:oMathPara>
     </w:p>
@@ -622,8 +827,155 @@
       <m:oMathPara>
         <m:oMath>
           <m:r>
-            <m:t xml:space="preserve">αᵢαⱼ+αⱼαᵢ = [[σᵢσⱼ+σⱼσᵢ, 0],[0, σᵢσⱼ+σⱼσᵢ]] = [[2δᵢⱼI₂,0],[0,2δᵢⱼI₂]] = 2δᵢⱼI₄</m:t>
+            <m:t xml:space="preserve">αᵢαⱼ</m:t>
           </m:r>
+          <m:r>
+            <m:t xml:space="preserve">+</m:t>
+          </m:r>
+          <m:r>
+            <m:t xml:space="preserve">αⱼαᵢ</m:t>
+          </m:r>
+          <m:r>
+            <m:t xml:space="preserve">=</m:t>
+          </m:r>
+          <m:d>
+            <m:dPr>
+              <m:begChr m:val="["/>
+              <m:endChr m:val="]"/>
+            </m:dPr>
+            <m:e>
+              <m:d>
+                <m:dPr>
+                  <m:begChr m:val="["/>
+                  <m:endChr m:val="]"/>
+                </m:dPr>
+                <m:e>
+                  <m:r>
+                    <m:t xml:space="preserve">σᵢσⱼ</m:t>
+                  </m:r>
+                  <m:r>
+                    <m:t xml:space="preserve">+</m:t>
+                  </m:r>
+                  <m:r>
+                    <m:t xml:space="preserve">σⱼσᵢ</m:t>
+                  </m:r>
+                  <m:r>
+                    <m:t xml:space="preserve">,</m:t>
+                  </m:r>
+                  <m:r>
+                    <m:t xml:space="preserve">0</m:t>
+                  </m:r>
+                </m:e>
+              </m:d>
+              <m:r>
+                <m:t xml:space="preserve">,</m:t>
+              </m:r>
+              <m:d>
+                <m:dPr>
+                  <m:begChr m:val="["/>
+                  <m:endChr m:val="]"/>
+                </m:dPr>
+                <m:e>
+                  <m:r>
+                    <m:t xml:space="preserve">0</m:t>
+                  </m:r>
+                  <m:r>
+                    <m:t xml:space="preserve">,</m:t>
+                  </m:r>
+                  <m:r>
+                    <m:t xml:space="preserve">σᵢσⱼ</m:t>
+                  </m:r>
+                  <m:r>
+                    <m:t xml:space="preserve">+</m:t>
+                  </m:r>
+                  <m:r>
+                    <m:t xml:space="preserve">σⱼσᵢ</m:t>
+                  </m:r>
+                </m:e>
+              </m:d>
+            </m:e>
+          </m:d>
+          <m:r>
+            <m:t xml:space="preserve">=</m:t>
+          </m:r>
+          <m:d>
+            <m:dPr>
+              <m:begChr m:val="["/>
+              <m:endChr m:val="]"/>
+            </m:dPr>
+            <m:e>
+              <m:d>
+                <m:dPr>
+                  <m:begChr m:val="["/>
+                  <m:endChr m:val="]"/>
+                </m:dPr>
+                <m:e>
+                  <m:sSub>
+                    <m:e>
+                      <m:r>
+                        <m:t xml:space="preserve">2δᵢⱼI</m:t>
+                      </m:r>
+                    </m:e>
+                    <m:sub>
+                      <m:r>
+                        <m:t xml:space="preserve">2</m:t>
+                      </m:r>
+                    </m:sub>
+                  </m:sSub>
+                  <m:r>
+                    <m:t xml:space="preserve">,</m:t>
+                  </m:r>
+                  <m:r>
+                    <m:t xml:space="preserve">0</m:t>
+                  </m:r>
+                </m:e>
+              </m:d>
+              <m:r>
+                <m:t xml:space="preserve">,</m:t>
+              </m:r>
+              <m:d>
+                <m:dPr>
+                  <m:begChr m:val="["/>
+                  <m:endChr m:val="]"/>
+                </m:dPr>
+                <m:e>
+                  <m:r>
+                    <m:t xml:space="preserve">0</m:t>
+                  </m:r>
+                  <m:r>
+                    <m:t xml:space="preserve">,</m:t>
+                  </m:r>
+                  <m:sSub>
+                    <m:e>
+                      <m:r>
+                        <m:t xml:space="preserve">2δᵢⱼI</m:t>
+                      </m:r>
+                    </m:e>
+                    <m:sub>
+                      <m:r>
+                        <m:t xml:space="preserve">2</m:t>
+                      </m:r>
+                    </m:sub>
+                  </m:sSub>
+                </m:e>
+              </m:d>
+            </m:e>
+          </m:d>
+          <m:r>
+            <m:t xml:space="preserve">=</m:t>
+          </m:r>
+          <m:sSub>
+            <m:e>
+              <m:r>
+                <m:t xml:space="preserve">2δᵢⱼI</m:t>
+              </m:r>
+            </m:e>
+            <m:sub>
+              <m:r>
+                <m:t xml:space="preserve">4</m:t>
+              </m:r>
+            </m:sub>
+          </m:sSub>
         </m:oMath>
       </m:oMathPara>
     </w:p>
@@ -673,8 +1025,68 @@
       </w:pPr>
       <m:oMathPara>
         <m:oMath>
+          <m:sSub>
+            <m:e>
+              <m:r>
+                <m:t xml:space="preserve">iβ∂</m:t>
+              </m:r>
+            </m:e>
+            <m:sub>
+              <m:r>
+                <m:t xml:space="preserve">t</m:t>
+              </m:r>
+            </m:sub>
+          </m:sSub>
           <m:r>
-            <m:t xml:space="preserve">iβ∂_tψ = βα·p̂ψ + β²mψ = βα·p̂ψ + mψ</m:t>
+            <m:t xml:space="preserve">ψ</m:t>
+          </m:r>
+          <m:r>
+            <m:t xml:space="preserve">=</m:t>
+          </m:r>
+          <m:r>
+            <m:t xml:space="preserve">βα</m:t>
+          </m:r>
+          <m:r>
+            <m:t xml:space="preserve">·</m:t>
+          </m:r>
+          <m:r>
+            <m:t xml:space="preserve">p̂ψ</m:t>
+          </m:r>
+          <m:r>
+            <m:t xml:space="preserve">+</m:t>
+          </m:r>
+          <m:sSup>
+            <m:e>
+              <m:r>
+                <m:t xml:space="preserve">β</m:t>
+              </m:r>
+            </m:e>
+            <m:sup>
+              <m:r>
+                <m:t xml:space="preserve">2</m:t>
+              </m:r>
+            </m:sup>
+          </m:sSup>
+          <m:r>
+            <m:t xml:space="preserve">mψ</m:t>
+          </m:r>
+          <m:r>
+            <m:t xml:space="preserve">=</m:t>
+          </m:r>
+          <m:r>
+            <m:t xml:space="preserve">βα</m:t>
+          </m:r>
+          <m:r>
+            <m:t xml:space="preserve">·</m:t>
+          </m:r>
+          <m:r>
+            <m:t xml:space="preserve">p̂ψ</m:t>
+          </m:r>
+          <m:r>
+            <m:t xml:space="preserve">+</m:t>
+          </m:r>
+          <m:r>
+            <m:t xml:space="preserve">mψ</m:t>
           </m:r>
         </m:oMath>
       </m:oMathPara>
@@ -691,8 +1103,44 @@
       </w:pPr>
       <m:oMathPara>
         <m:oMath>
+          <m:sSub>
+            <m:e>
+              <m:r>
+                <m:t xml:space="preserve">iβ∂</m:t>
+              </m:r>
+            </m:e>
+            <m:sub>
+              <m:r>
+                <m:t xml:space="preserve">t</m:t>
+              </m:r>
+            </m:sub>
+          </m:sSub>
           <m:r>
-            <m:t xml:space="preserve">iβ∂_tψ + iβα·∇ψ − mψ = 0</m:t>
+            <m:t xml:space="preserve">ψ</m:t>
+          </m:r>
+          <m:r>
+            <m:t xml:space="preserve">+</m:t>
+          </m:r>
+          <m:r>
+            <m:t xml:space="preserve">iβα</m:t>
+          </m:r>
+          <m:r>
+            <m:t xml:space="preserve">·</m:t>
+          </m:r>
+          <m:r>
+            <m:t xml:space="preserve">∇ψ</m:t>
+          </m:r>
+          <m:r>
+            <m:t xml:space="preserve">−</m:t>
+          </m:r>
+          <m:r>
+            <m:t xml:space="preserve">mψ</m:t>
+          </m:r>
+          <m:r>
+            <m:t xml:space="preserve">=</m:t>
+          </m:r>
+          <m:r>
+            <m:t xml:space="preserve">0</m:t>
           </m:r>
         </m:oMath>
       </m:oMathPara>
@@ -709,8 +1157,100 @@
       </w:pPr>
       <m:oMathPara>
         <m:oMath>
+          <m:d>
+            <m:dPr/>
+            <m:e>
+              <m:sSup>
+                <m:e>
+                  <m:r>
+                    <m:t xml:space="preserve">iγ</m:t>
+                  </m:r>
+                </m:e>
+                <m:sup>
+                  <m:r>
+                    <m:t xml:space="preserve">μ</m:t>
+                  </m:r>
+                </m:sup>
+              </m:sSup>
+              <m:sSub>
+                <m:e>
+                  <m:r>
+                    <m:t xml:space="preserve">∂</m:t>
+                  </m:r>
+                </m:e>
+                <m:sub>
+                  <m:r>
+                    <m:t xml:space="preserve">μ</m:t>
+                  </m:r>
+                </m:sub>
+              </m:sSub>
+              <m:r>
+                <m:t xml:space="preserve">−</m:t>
+              </m:r>
+              <m:r>
+                <m:t xml:space="preserve">m</m:t>
+              </m:r>
+            </m:e>
+          </m:d>
           <m:r>
-            <m:t xml:space="preserve">(iγ^μ∂_μ − m) ψ = 0,    often written  (i∂̸ − m)ψ = 0</m:t>
+            <m:t xml:space="preserve"> </m:t>
+          </m:r>
+          <m:r>
+            <m:t xml:space="preserve">ψ</m:t>
+          </m:r>
+          <m:r>
+            <m:t xml:space="preserve">=</m:t>
+          </m:r>
+          <m:r>
+            <m:t xml:space="preserve">0</m:t>
+          </m:r>
+          <m:r>
+            <m:t xml:space="preserve">,</m:t>
+          </m:r>
+          <m:r>
+            <m:t xml:space="preserve">often</m:t>
+          </m:r>
+          <m:r>
+            <m:t xml:space="preserve"> </m:t>
+          </m:r>
+          <m:r>
+            <m:t xml:space="preserve">written</m:t>
+          </m:r>
+          <m:r>
+            <m:t xml:space="preserve"> </m:t>
+          </m:r>
+          <m:d>
+            <m:dPr/>
+            <m:e>
+              <m:r>
+                <m:t xml:space="preserve">i</m:t>
+              </m:r>
+              <m:acc>
+                <m:accPr>
+                  <m:chr m:val="/"/>
+                </m:accPr>
+                <m:e>
+                  <m:r>
+                    <m:t xml:space="preserve">∂</m:t>
+                  </m:r>
+                </m:e>
+              </m:acc>
+              <m:r>
+                <m:t xml:space="preserve">−</m:t>
+              </m:r>
+              <m:r>
+                <m:t xml:space="preserve">m</m:t>
+              </m:r>
+            </m:e>
+          </m:d>
+          <m:r>
+            <m:t xml:space="preserve">ψ</m:t>
+          </m:r>
+          <m:r>
+            <m:t xml:space="preserve">=</m:t>
+          </m:r>
+          <m:r>
+            <m:t xml:space="preserve">0</m:t>
           </m:r>
         </m:oMath>
       </m:oMathPara>
@@ -741,7 +1281,270 @@
       <m:oMathPara>
         <m:oMath>
           <m:r>
-            <m:t xml:space="preserve">{γ⁰,γ⁰} = 2β² = 2I,    {γⁱ,γʲ} = βαⁱβαʲ+βαʲβαⁱ = −αⁱβ²αʲ−αʲβ²αⁱ = −(αⁱαʲ+αʲαⁱ) = −2δᵢⱼI,    {γ⁰,γⁱ} = βγⁱ+γⁱβ = β²αⁱ+βαⁱβ = αⁱ+βαⁱβ = αⁱ−αⁱβ² = αⁱ−αⁱ = 0</m:t>
+            <m:t xml:space="preserve">{</m:t>
+          </m:r>
+          <m:sSup>
+            <m:e>
+              <m:r>
+                <m:t xml:space="preserve">γ</m:t>
+              </m:r>
+            </m:e>
+            <m:sup>
+              <m:r>
+                <m:t xml:space="preserve">0</m:t>
+              </m:r>
+            </m:sup>
+          </m:sSup>
+          <m:r>
+            <m:t xml:space="preserve">,</m:t>
+          </m:r>
+          <m:sSup>
+            <m:e>
+              <m:r>
+                <m:t xml:space="preserve">γ</m:t>
+              </m:r>
+            </m:e>
+            <m:sup>
+              <m:r>
+                <m:t xml:space="preserve">0</m:t>
+              </m:r>
+            </m:sup>
+          </m:sSup>
+          <m:r>
+            <m:t xml:space="preserve">}</m:t>
+          </m:r>
+          <m:r>
+            <m:t xml:space="preserve">=</m:t>
+          </m:r>
+          <m:sSup>
+            <m:e>
+              <m:r>
+                <m:t xml:space="preserve">2β</m:t>
+              </m:r>
+            </m:e>
+            <m:sup>
+              <m:r>
+                <m:t xml:space="preserve">2</m:t>
+              </m:r>
+            </m:sup>
+          </m:sSup>
+          <m:r>
+            <m:t xml:space="preserve">=</m:t>
+          </m:r>
+          <m:r>
+            <m:t xml:space="preserve">2I</m:t>
+          </m:r>
+          <m:r>
+            <m:t xml:space="preserve">,</m:t>
+          </m:r>
+          <m:r>
+            <m:t xml:space="preserve">{</m:t>
+          </m:r>
+          <m:r>
+            <m:t xml:space="preserve">γⁱ</m:t>
+          </m:r>
+          <m:r>
+            <m:t xml:space="preserve">,</m:t>
+          </m:r>
+          <m:r>
+            <m:t xml:space="preserve">γʲ</m:t>
+          </m:r>
+          <m:r>
+            <m:t xml:space="preserve">}</m:t>
+          </m:r>
+          <m:r>
+            <m:t xml:space="preserve">=</m:t>
+          </m:r>
+          <m:r>
+            <m:t xml:space="preserve">βαⁱβαʲ</m:t>
+          </m:r>
+          <m:r>
+            <m:t xml:space="preserve">+</m:t>
+          </m:r>
+          <m:r>
+            <m:t xml:space="preserve">βαʲβαⁱ</m:t>
+          </m:r>
+          <m:r>
+            <m:t xml:space="preserve">=</m:t>
+          </m:r>
+          <m:r>
+            <m:t xml:space="preserve">−</m:t>
+          </m:r>
+          <m:sSup>
+            <m:e>
+              <m:r>
+                <m:t xml:space="preserve">αⁱβ</m:t>
+              </m:r>
+            </m:e>
+            <m:sup>
+              <m:r>
+                <m:t xml:space="preserve">2</m:t>
+              </m:r>
+            </m:sup>
+          </m:sSup>
+          <m:r>
+            <m:t xml:space="preserve">αʲ</m:t>
+          </m:r>
+          <m:r>
+            <m:t xml:space="preserve">−</m:t>
+          </m:r>
+          <m:sSup>
+            <m:e>
+              <m:r>
+                <m:t xml:space="preserve">αʲβ</m:t>
+              </m:r>
+            </m:e>
+            <m:sup>
+              <m:r>
+                <m:t xml:space="preserve">2</m:t>
+              </m:r>
+            </m:sup>
+          </m:sSup>
+          <m:r>
+            <m:t xml:space="preserve">αⁱ</m:t>
+          </m:r>
+          <m:r>
+            <m:t xml:space="preserve">=</m:t>
+          </m:r>
+          <m:r>
+            <m:t xml:space="preserve">−</m:t>
+          </m:r>
+          <m:d>
+            <m:dPr/>
+            <m:e>
+              <m:r>
+                <m:t xml:space="preserve">αⁱαʲ</m:t>
+              </m:r>
+              <m:r>
+                <m:t xml:space="preserve">+</m:t>
+              </m:r>
+              <m:r>
+                <m:t xml:space="preserve">αʲαⁱ</m:t>
+              </m:r>
+            </m:e>
+          </m:d>
+          <m:r>
+            <m:t xml:space="preserve">=</m:t>
+          </m:r>
+          <m:r>
+            <m:t xml:space="preserve">−</m:t>
+          </m:r>
+          <m:r>
+            <m:t xml:space="preserve">2δᵢⱼI</m:t>
+          </m:r>
+          <m:r>
+            <m:t xml:space="preserve">,</m:t>
+          </m:r>
+          <m:r>
+            <m:t xml:space="preserve">{</m:t>
+          </m:r>
+          <m:sSup>
+            <m:e>
+              <m:r>
+                <m:t xml:space="preserve">γ</m:t>
+              </m:r>
+            </m:e>
+            <m:sup>
+              <m:r>
+                <m:t xml:space="preserve">0</m:t>
+              </m:r>
+            </m:sup>
+          </m:sSup>
+          <m:r>
+            <m:t xml:space="preserve">,</m:t>
+          </m:r>
+          <m:r>
+            <m:t xml:space="preserve">γⁱ</m:t>
+          </m:r>
+          <m:r>
+            <m:t xml:space="preserve">}</m:t>
+          </m:r>
+          <m:r>
+            <m:t xml:space="preserve">=</m:t>
+          </m:r>
+          <m:r>
+            <m:t xml:space="preserve">βγⁱ</m:t>
+          </m:r>
+          <m:r>
+            <m:t xml:space="preserve">+</m:t>
+          </m:r>
+          <m:r>
+            <m:t xml:space="preserve">γⁱβ</m:t>
+          </m:r>
+          <m:r>
+            <m:t xml:space="preserve">=</m:t>
+          </m:r>
+          <m:sSup>
+            <m:e>
+              <m:r>
+                <m:t xml:space="preserve">β</m:t>
+              </m:r>
+            </m:e>
+            <m:sup>
+              <m:r>
+                <m:t xml:space="preserve">2</m:t>
+              </m:r>
+            </m:sup>
+          </m:sSup>
+          <m:r>
+            <m:t xml:space="preserve">αⁱ</m:t>
+          </m:r>
+          <m:r>
+            <m:t xml:space="preserve">+</m:t>
+          </m:r>
+          <m:r>
+            <m:t xml:space="preserve">βαⁱβ</m:t>
+          </m:r>
+          <m:r>
+            <m:t xml:space="preserve">=</m:t>
+          </m:r>
+          <m:r>
+            <m:t xml:space="preserve">αⁱ</m:t>
+          </m:r>
+          <m:r>
+            <m:t xml:space="preserve">+</m:t>
+          </m:r>
+          <m:r>
+            <m:t xml:space="preserve">βαⁱβ</m:t>
+          </m:r>
+          <m:r>
+            <m:t xml:space="preserve">=</m:t>
+          </m:r>
+          <m:r>
+            <m:t xml:space="preserve">αⁱ</m:t>
+          </m:r>
+          <m:r>
+            <m:t xml:space="preserve">−</m:t>
+          </m:r>
+          <m:sSup>
+            <m:e>
+              <m:r>
+                <m:t xml:space="preserve">αⁱβ</m:t>
+              </m:r>
+            </m:e>
+            <m:sup>
+              <m:r>
+                <m:t xml:space="preserve">2</m:t>
+              </m:r>
+            </m:sup>
+          </m:sSup>
+          <m:r>
+            <m:t xml:space="preserve">=</m:t>
+          </m:r>
+          <m:r>
+            <m:t xml:space="preserve">αⁱ</m:t>
+          </m:r>
+          <m:r>
+            <m:t xml:space="preserve">−</m:t>
+          </m:r>
+          <m:r>
+            <m:t xml:space="preserve">αⁱ</m:t>
+          </m:r>
+          <m:r>
+            <m:t xml:space="preserve">=</m:t>
+          </m:r>
+          <m:r>
+            <m:t xml:space="preserve">0</m:t>
           </m:r>
         </m:oMath>
       </m:oMathPara>
@@ -759,7 +1562,64 @@
       <m:oMathPara>
         <m:oMath>
           <m:r>
-            <m:t xml:space="preserve">{γ^μ, γ^ν} = 2 g^μν I</m:t>
+            <m:t xml:space="preserve">{</m:t>
+          </m:r>
+          <m:sSup>
+            <m:e>
+              <m:r>
+                <m:t xml:space="preserve">γ</m:t>
+              </m:r>
+            </m:e>
+            <m:sup>
+              <m:r>
+                <m:t xml:space="preserve">μ</m:t>
+              </m:r>
+            </m:sup>
+          </m:sSup>
+          <m:r>
+            <m:t xml:space="preserve">,</m:t>
+          </m:r>
+          <m:sSup>
+            <m:e>
+              <m:r>
+                <m:t xml:space="preserve">γ</m:t>
+              </m:r>
+            </m:e>
+            <m:sup>
+              <m:r>
+                <m:t xml:space="preserve">ν</m:t>
+              </m:r>
+            </m:sup>
+          </m:sSup>
+          <m:r>
+            <m:t xml:space="preserve">}</m:t>
+          </m:r>
+          <m:r>
+            <m:t xml:space="preserve">=</m:t>
+          </m:r>
+          <m:r>
+            <m:t xml:space="preserve">2</m:t>
+          </m:r>
+          <m:r>
+            <m:t xml:space="preserve"> </m:t>
+          </m:r>
+          <m:sSup>
+            <m:e>
+              <m:r>
+                <m:t xml:space="preserve">g</m:t>
+              </m:r>
+            </m:e>
+            <m:sup>
+              <m:r>
+                <m:t xml:space="preserve">μν</m:t>
+              </m:r>
+            </m:sup>
+          </m:sSup>
+          <m:r>
+            <m:t xml:space="preserve"> </m:t>
+          </m:r>
+          <m:r>
+            <m:t xml:space="preserve">I</m:t>
           </m:r>
         </m:oMath>
       </m:oMathPara>
@@ -810,8 +1670,161 @@
       </w:pPr>
       <m:oMathPara>
         <m:oMath>
+          <m:d>
+            <m:dPr/>
+            <m:e>
+              <m:sSup>
+                <m:e>
+                  <m:r>
+                    <m:t xml:space="preserve">iγ</m:t>
+                  </m:r>
+                </m:e>
+                <m:sup>
+                  <m:r>
+                    <m:t xml:space="preserve">ν</m:t>
+                  </m:r>
+                </m:sup>
+              </m:sSup>
+              <m:sSub>
+                <m:e>
+                  <m:r>
+                    <m:t xml:space="preserve">∂</m:t>
+                  </m:r>
+                </m:e>
+                <m:sub>
+                  <m:r>
+                    <m:t xml:space="preserve">ν</m:t>
+                  </m:r>
+                </m:sub>
+              </m:sSub>
+              <m:r>
+                <m:t xml:space="preserve">+</m:t>
+              </m:r>
+              <m:r>
+                <m:t xml:space="preserve">m</m:t>
+              </m:r>
+            </m:e>
+          </m:d>
+          <m:d>
+            <m:dPr/>
+            <m:e>
+              <m:sSup>
+                <m:e>
+                  <m:r>
+                    <m:t xml:space="preserve">iγ</m:t>
+                  </m:r>
+                </m:e>
+                <m:sup>
+                  <m:r>
+                    <m:t xml:space="preserve">μ</m:t>
+                  </m:r>
+                </m:sup>
+              </m:sSup>
+              <m:sSub>
+                <m:e>
+                  <m:r>
+                    <m:t xml:space="preserve">∂</m:t>
+                  </m:r>
+                </m:e>
+                <m:sub>
+                  <m:r>
+                    <m:t xml:space="preserve">μ</m:t>
+                  </m:r>
+                </m:sub>
+              </m:sSub>
+              <m:r>
+                <m:t xml:space="preserve">−</m:t>
+              </m:r>
+              <m:r>
+                <m:t xml:space="preserve">m</m:t>
+              </m:r>
+            </m:e>
+          </m:d>
           <m:r>
-            <m:t xml:space="preserve">(iγ^ν∂_ν+m)(iγ^μ∂_μ−m)ψ = (−γ^νγ^μ∂_ν∂_μ − m²)ψ = 0</m:t>
+            <m:t xml:space="preserve">ψ</m:t>
+          </m:r>
+          <m:r>
+            <m:t xml:space="preserve">=</m:t>
+          </m:r>
+          <m:d>
+            <m:dPr/>
+            <m:e>
+              <m:r>
+                <m:t xml:space="preserve">−</m:t>
+              </m:r>
+              <m:sSup>
+                <m:e>
+                  <m:r>
+                    <m:t xml:space="preserve">γ</m:t>
+                  </m:r>
+                </m:e>
+                <m:sup>
+                  <m:r>
+                    <m:t xml:space="preserve">ν</m:t>
+                  </m:r>
+                </m:sup>
+              </m:sSup>
+              <m:sSup>
+                <m:e>
+                  <m:r>
+                    <m:t xml:space="preserve">γ</m:t>
+                  </m:r>
+                </m:e>
+                <m:sup>
+                  <m:r>
+                    <m:t xml:space="preserve">μ</m:t>
+                  </m:r>
+                </m:sup>
+              </m:sSup>
+              <m:sSub>
+                <m:e>
+                  <m:r>
+                    <m:t xml:space="preserve">∂</m:t>
+                  </m:r>
+                </m:e>
+                <m:sub>
+                  <m:r>
+                    <m:t xml:space="preserve">ν</m:t>
+                  </m:r>
+                </m:sub>
+              </m:sSub>
+              <m:sSub>
+                <m:e>
+                  <m:r>
+                    <m:t xml:space="preserve">∂</m:t>
+                  </m:r>
+                </m:e>
+                <m:sub>
+                  <m:r>
+                    <m:t xml:space="preserve">μ</m:t>
+                  </m:r>
+                </m:sub>
+              </m:sSub>
+              <m:r>
+                <m:t xml:space="preserve">−</m:t>
+              </m:r>
+              <m:sSup>
+                <m:e>
+                  <m:r>
+                    <m:t xml:space="preserve">m</m:t>
+                  </m:r>
+                </m:e>
+                <m:sup>
+                  <m:r>
+                    <m:t xml:space="preserve">2</m:t>
+                  </m:r>
+                </m:sup>
+              </m:sSup>
+            </m:e>
+          </m:d>
+          <m:r>
+            <m:t xml:space="preserve">ψ</m:t>
+          </m:r>
+          <m:r>
+            <m:t xml:space="preserve">=</m:t>
+          </m:r>
+          <m:r>
+            <m:t xml:space="preserve">0</m:t>
           </m:r>
         </m:oMath>
       </m:oMathPara>
@@ -828,8 +1841,87 @@
       </w:pPr>
       <m:oMathPara>
         <m:oMath>
+          <m:d>
+            <m:dPr/>
+            <m:e>
+              <m:r>
+                <m:t xml:space="preserve">−</m:t>
+              </m:r>
+              <m:r>
+                <m:t xml:space="preserve">□</m:t>
+              </m:r>
+              <m:r>
+                <m:t xml:space="preserve">−</m:t>
+              </m:r>
+              <m:sSup>
+                <m:e>
+                  <m:r>
+                    <m:t xml:space="preserve">m</m:t>
+                  </m:r>
+                </m:e>
+                <m:sup>
+                  <m:r>
+                    <m:t xml:space="preserve">2</m:t>
+                  </m:r>
+                </m:sup>
+              </m:sSup>
+            </m:e>
+          </m:d>
           <m:r>
-            <m:t xml:space="preserve">(−□ − m²)ψ = 0,    that is  (□+m²)ψ = 0</m:t>
+            <m:t xml:space="preserve">ψ</m:t>
+          </m:r>
+          <m:r>
+            <m:t xml:space="preserve">=</m:t>
+          </m:r>
+          <m:r>
+            <m:t xml:space="preserve">0</m:t>
+          </m:r>
+          <m:r>
+            <m:t xml:space="preserve">,</m:t>
+          </m:r>
+          <m:r>
+            <m:t xml:space="preserve">that</m:t>
+          </m:r>
+          <m:r>
+            <m:t xml:space="preserve"> </m:t>
+          </m:r>
+          <m:r>
+            <m:t xml:space="preserve">is</m:t>
+          </m:r>
+          <m:r>
+            <m:t xml:space="preserve"> </m:t>
+          </m:r>
+          <m:d>
+            <m:dPr/>
+            <m:e>
+              <m:r>
+                <m:t xml:space="preserve">□</m:t>
+              </m:r>
+              <m:r>
+                <m:t xml:space="preserve">+</m:t>
+              </m:r>
+              <m:sSup>
+                <m:e>
+                  <m:r>
+                    <m:t xml:space="preserve">m</m:t>
+                  </m:r>
+                </m:e>
+                <m:sup>
+                  <m:r>
+                    <m:t xml:space="preserve">2</m:t>
+                  </m:r>
+                </m:sup>
+              </m:sSup>
+            </m:e>
+          </m:d>
+          <m:r>
+            <m:t xml:space="preserve">ψ</m:t>
+          </m:r>
+          <m:r>
+            <m:t xml:space="preserve">=</m:t>
+          </m:r>
+          <m:r>
+            <m:t xml:space="preserve">0</m:t>
           </m:r>
         </m:oMath>
       </m:oMathPara>
@@ -881,7 +1973,42 @@
       <m:oMathPara>
         <m:oMath>
           <m:r>
-            <m:t xml:space="preserve">E u = (α·p + βm) u</m:t>
+            <m:t xml:space="preserve">E</m:t>
+          </m:r>
+          <m:r>
+            <m:t xml:space="preserve"> </m:t>
+          </m:r>
+          <m:r>
+            <m:t xml:space="preserve">u</m:t>
+          </m:r>
+          <m:r>
+            <m:t xml:space="preserve">=</m:t>
+          </m:r>
+          <m:d>
+            <m:dPr/>
+            <m:e>
+              <m:r>
+                <m:t xml:space="preserve">α</m:t>
+              </m:r>
+              <m:r>
+                <m:t xml:space="preserve">·</m:t>
+              </m:r>
+              <m:r>
+                <m:t xml:space="preserve">p</m:t>
+              </m:r>
+              <m:r>
+                <m:t xml:space="preserve">+</m:t>
+              </m:r>
+              <m:r>
+                <m:t xml:space="preserve">βm</m:t>
+              </m:r>
+            </m:e>
+          </m:d>
+          <m:r>
+            <m:t xml:space="preserve"> </m:t>
+          </m:r>
+          <m:r>
+            <m:t xml:space="preserve">u</m:t>
           </m:r>
         </m:oMath>
       </m:oMathPara>
@@ -912,7 +2039,131 @@
       <m:oMathPara>
         <m:oMath>
           <m:r>
-            <m:t xml:space="preserve">E=+m:  u = (χ, 0)ᵀ for any two-component χ,    E=−m:  u = (0, χ)ᵀ for any two-component χ</m:t>
+            <m:t xml:space="preserve">E</m:t>
+          </m:r>
+          <m:r>
+            <m:t xml:space="preserve">=</m:t>
+          </m:r>
+          <m:r>
+            <m:t xml:space="preserve">+</m:t>
+          </m:r>
+          <m:r>
+            <m:t xml:space="preserve">m</m:t>
+          </m:r>
+          <m:r>
+            <m:t xml:space="preserve">:</m:t>
+          </m:r>
+          <m:r>
+            <m:t xml:space="preserve">u</m:t>
+          </m:r>
+          <m:r>
+            <m:t xml:space="preserve">=</m:t>
+          </m:r>
+          <m:d>
+            <m:dPr/>
+            <m:e>
+              <m:r>
+                <m:t xml:space="preserve">χ</m:t>
+              </m:r>
+              <m:r>
+                <m:t xml:space="preserve">,</m:t>
+              </m:r>
+              <m:r>
+                <m:t xml:space="preserve">0</m:t>
+              </m:r>
+            </m:e>
+          </m:d>
+          <m:r>
+            <m:t xml:space="preserve">ᵀ</m:t>
+          </m:r>
+          <m:r>
+            <m:t xml:space="preserve"> </m:t>
+          </m:r>
+          <m:r>
+            <m:t xml:space="preserve">for</m:t>
+          </m:r>
+          <m:r>
+            <m:t xml:space="preserve"> </m:t>
+          </m:r>
+          <m:r>
+            <m:t xml:space="preserve">any</m:t>
+          </m:r>
+          <m:r>
+            <m:t xml:space="preserve"> </m:t>
+          </m:r>
+          <m:r>
+            <m:t xml:space="preserve">two-component</m:t>
+          </m:r>
+          <m:r>
+            <m:t xml:space="preserve"> </m:t>
+          </m:r>
+          <m:r>
+            <m:t xml:space="preserve">χ</m:t>
+          </m:r>
+          <m:r>
+            <m:t xml:space="preserve">,</m:t>
+          </m:r>
+          <m:r>
+            <m:t xml:space="preserve">E</m:t>
+          </m:r>
+          <m:r>
+            <m:t xml:space="preserve">=</m:t>
+          </m:r>
+          <m:r>
+            <m:t xml:space="preserve">−</m:t>
+          </m:r>
+          <m:r>
+            <m:t xml:space="preserve">m</m:t>
+          </m:r>
+          <m:r>
+            <m:t xml:space="preserve">:</m:t>
+          </m:r>
+          <m:r>
+            <m:t xml:space="preserve">u</m:t>
+          </m:r>
+          <m:r>
+            <m:t xml:space="preserve">=</m:t>
+          </m:r>
+          <m:d>
+            <m:dPr/>
+            <m:e>
+              <m:r>
+                <m:t xml:space="preserve">0</m:t>
+              </m:r>
+              <m:r>
+                <m:t xml:space="preserve">,</m:t>
+              </m:r>
+              <m:r>
+                <m:t xml:space="preserve">χ</m:t>
+              </m:r>
+            </m:e>
+          </m:d>
+          <m:r>
+            <m:t xml:space="preserve">ᵀ</m:t>
+          </m:r>
+          <m:r>
+            <m:t xml:space="preserve"> </m:t>
+          </m:r>
+          <m:r>
+            <m:t xml:space="preserve">for</m:t>
+          </m:r>
+          <m:r>
+            <m:t xml:space="preserve"> </m:t>
+          </m:r>
+          <m:r>
+            <m:t xml:space="preserve">any</m:t>
+          </m:r>
+          <m:r>
+            <m:t xml:space="preserve"> </m:t>
+          </m:r>
+          <m:r>
+            <m:t xml:space="preserve">two-component</m:t>
+          </m:r>
+          <m:r>
+            <m:t xml:space="preserve"> </m:t>
+          </m:r>
+          <m:r>
+            <m:t xml:space="preserve">χ</m:t>
           </m:r>
         </m:oMath>
       </m:oMathPara>
@@ -964,8 +2215,150 @@
       <m:oMathPara>
         <m:oMath>
           <m:r>
-            <m:t xml:space="preserve">E u_A = (σ·p) u_B + m u_A,    E u_B = (σ·p) u_A − m u_B</m:t>
+            <m:t xml:space="preserve">E</m:t>
           </m:r>
+          <m:r>
+            <m:t xml:space="preserve"> </m:t>
+          </m:r>
+          <m:sSub>
+            <m:e>
+              <m:r>
+                <m:t xml:space="preserve">u</m:t>
+              </m:r>
+            </m:e>
+            <m:sub>
+              <m:r>
+                <m:t xml:space="preserve">A</m:t>
+              </m:r>
+            </m:sub>
+          </m:sSub>
+          <m:r>
+            <m:t xml:space="preserve">=</m:t>
+          </m:r>
+          <m:d>
+            <m:dPr/>
+            <m:e>
+              <m:r>
+                <m:t xml:space="preserve">σ</m:t>
+              </m:r>
+              <m:r>
+                <m:t xml:space="preserve">·</m:t>
+              </m:r>
+              <m:r>
+                <m:t xml:space="preserve">p</m:t>
+              </m:r>
+            </m:e>
+          </m:d>
+          <m:r>
+            <m:t xml:space="preserve"> </m:t>
+          </m:r>
+          <m:sSub>
+            <m:e>
+              <m:r>
+                <m:t xml:space="preserve">u</m:t>
+              </m:r>
+            </m:e>
+            <m:sub>
+              <m:r>
+                <m:t xml:space="preserve">B</m:t>
+              </m:r>
+            </m:sub>
+          </m:sSub>
+          <m:r>
+            <m:t xml:space="preserve">+</m:t>
+          </m:r>
+          <m:r>
+            <m:t xml:space="preserve">m</m:t>
+          </m:r>
+          <m:r>
+            <m:t xml:space="preserve"> </m:t>
+          </m:r>
+          <m:sSub>
+            <m:e>
+              <m:r>
+                <m:t xml:space="preserve">u</m:t>
+              </m:r>
+            </m:e>
+            <m:sub>
+              <m:r>
+                <m:t xml:space="preserve">A</m:t>
+              </m:r>
+            </m:sub>
+          </m:sSub>
+          <m:r>
+            <m:t xml:space="preserve">,</m:t>
+          </m:r>
+          <m:r>
+            <m:t xml:space="preserve">E</m:t>
+          </m:r>
+          <m:r>
+            <m:t xml:space="preserve"> </m:t>
+          </m:r>
+          <m:sSub>
+            <m:e>
+              <m:r>
+                <m:t xml:space="preserve">u</m:t>
+              </m:r>
+            </m:e>
+            <m:sub>
+              <m:r>
+                <m:t xml:space="preserve">B</m:t>
+              </m:r>
+            </m:sub>
+          </m:sSub>
+          <m:r>
+            <m:t xml:space="preserve">=</m:t>
+          </m:r>
+          <m:d>
+            <m:dPr/>
+            <m:e>
+              <m:r>
+                <m:t xml:space="preserve">σ</m:t>
+              </m:r>
+              <m:r>
+                <m:t xml:space="preserve">·</m:t>
+              </m:r>
+              <m:r>
+                <m:t xml:space="preserve">p</m:t>
+              </m:r>
+            </m:e>
+          </m:d>
+          <m:r>
+            <m:t xml:space="preserve"> </m:t>
+          </m:r>
+          <m:sSub>
+            <m:e>
+              <m:r>
+                <m:t xml:space="preserve">u</m:t>
+              </m:r>
+            </m:e>
+            <m:sub>
+              <m:r>
+                <m:t xml:space="preserve">A</m:t>
+              </m:r>
+            </m:sub>
+          </m:sSub>
+          <m:r>
+            <m:t xml:space="preserve">−</m:t>
+          </m:r>
+          <m:r>
+            <m:t xml:space="preserve">m</m:t>
+          </m:r>
+          <m:r>
+            <m:t xml:space="preserve"> </m:t>
+          </m:r>
+          <m:sSub>
+            <m:e>
+              <m:r>
+                <m:t xml:space="preserve">u</m:t>
+              </m:r>
+            </m:e>
+            <m:sub>
+              <m:r>
+                <m:t xml:space="preserve">B</m:t>
+              </m:r>
+            </m:sub>
+          </m:sSub>
         </m:oMath>
       </m:oMathPara>
     </w:p>
@@ -981,9 +2374,68 @@
       </w:pPr>
       <m:oMathPara>
         <m:oMath>
+          <m:sSub>
+            <m:e>
+              <m:r>
+                <m:t xml:space="preserve">u</m:t>
+              </m:r>
+            </m:e>
+            <m:sub>
+              <m:r>
+                <m:t xml:space="preserve">B</m:t>
+              </m:r>
+            </m:sub>
+          </m:sSub>
           <m:r>
-            <m:t xml:space="preserve">u_B = [(σ·p)/(E+m)] u_A</m:t>
+            <m:t xml:space="preserve">=</m:t>
           </m:r>
+          <m:d>
+            <m:dPr>
+              <m:begChr m:val="["/>
+              <m:endChr m:val="]"/>
+            </m:dPr>
+            <m:e>
+              <m:f>
+                <m:num>
+                  <m:r>
+                    <m:t xml:space="preserve">σ</m:t>
+                  </m:r>
+                  <m:r>
+                    <m:t xml:space="preserve">·</m:t>
+                  </m:r>
+                  <m:r>
+                    <m:t xml:space="preserve">p</m:t>
+                  </m:r>
+                </m:num>
+                <m:den>
+                  <m:r>
+                    <m:t xml:space="preserve">E</m:t>
+                  </m:r>
+                  <m:r>
+                    <m:t xml:space="preserve">+</m:t>
+                  </m:r>
+                  <m:r>
+                    <m:t xml:space="preserve">m</m:t>
+                  </m:r>
+                </m:den>
+              </m:f>
+            </m:e>
+          </m:d>
+          <m:r>
+            <m:t xml:space="preserve"> </m:t>
+          </m:r>
+          <m:sSub>
+            <m:e>
+              <m:r>
+                <m:t xml:space="preserve">u</m:t>
+              </m:r>
+            </m:e>
+            <m:sub>
+              <m:r>
+                <m:t xml:space="preserve">A</m:t>
+              </m:r>
+            </m:sub>
+          </m:sSub>
         </m:oMath>
       </m:oMathPara>
     </w:p>
@@ -1008,7 +2460,80 @@
       <m:oMathPara>
         <m:oMath>
           <m:r>
-            <m:t xml:space="preserve">u(p) = N [ χ, (σ·p)/(E_p+m) χ ]ᵀ</m:t>
+            <m:t xml:space="preserve">u</m:t>
+          </m:r>
+          <m:d>
+            <m:dPr/>
+            <m:e>
+              <m:r>
+                <m:t xml:space="preserve">p</m:t>
+              </m:r>
+            </m:e>
+          </m:d>
+          <m:r>
+            <m:t xml:space="preserve">=</m:t>
+          </m:r>
+          <m:r>
+            <m:t xml:space="preserve">N</m:t>
+          </m:r>
+          <m:r>
+            <m:t xml:space="preserve"> </m:t>
+          </m:r>
+          <m:d>
+            <m:dPr>
+              <m:begChr m:val="["/>
+              <m:endChr m:val="]"/>
+            </m:dPr>
+            <m:e>
+              <m:r>
+                <m:t xml:space="preserve">χ</m:t>
+              </m:r>
+              <m:r>
+                <m:t xml:space="preserve">,</m:t>
+              </m:r>
+              <m:f>
+                <m:num>
+                  <m:r>
+                    <m:t xml:space="preserve">σ</m:t>
+                  </m:r>
+                  <m:r>
+                    <m:t xml:space="preserve">·</m:t>
+                  </m:r>
+                  <m:r>
+                    <m:t xml:space="preserve">p</m:t>
+                  </m:r>
+                </m:num>
+                <m:den>
+                  <m:sSub>
+                    <m:e>
+                      <m:r>
+                        <m:t xml:space="preserve">E</m:t>
+                      </m:r>
+                    </m:e>
+                    <m:sub>
+                      <m:r>
+                        <m:t xml:space="preserve">p</m:t>
+                      </m:r>
+                    </m:sub>
+                  </m:sSub>
+                  <m:r>
+                    <m:t xml:space="preserve">+</m:t>
+                  </m:r>
+                  <m:r>
+                    <m:t xml:space="preserve">m</m:t>
+                  </m:r>
+                </m:den>
+              </m:f>
+              <m:r>
+                <m:t xml:space="preserve"> </m:t>
+              </m:r>
+              <m:r>
+                <m:t xml:space="preserve">χ</m:t>
+              </m:r>
+            </m:e>
+          </m:d>
+          <m:r>
+            <m:t xml:space="preserve">ᵀ</m:t>
           </m:r>
         </m:oMath>
       </m:oMathPara>
@@ -1039,7 +2564,80 @@
       <m:oMathPara>
         <m:oMath>
           <m:r>
-            <m:t xml:space="preserve">v(p) = N [ (σ·p)/(E_p+m) χ, χ ]ᵀ</m:t>
+            <m:t xml:space="preserve">v</m:t>
+          </m:r>
+          <m:d>
+            <m:dPr/>
+            <m:e>
+              <m:r>
+                <m:t xml:space="preserve">p</m:t>
+              </m:r>
+            </m:e>
+          </m:d>
+          <m:r>
+            <m:t xml:space="preserve">=</m:t>
+          </m:r>
+          <m:r>
+            <m:t xml:space="preserve">N</m:t>
+          </m:r>
+          <m:r>
+            <m:t xml:space="preserve"> </m:t>
+          </m:r>
+          <m:d>
+            <m:dPr>
+              <m:begChr m:val="["/>
+              <m:endChr m:val="]"/>
+            </m:dPr>
+            <m:e>
+              <m:f>
+                <m:num>
+                  <m:r>
+                    <m:t xml:space="preserve">σ</m:t>
+                  </m:r>
+                  <m:r>
+                    <m:t xml:space="preserve">·</m:t>
+                  </m:r>
+                  <m:r>
+                    <m:t xml:space="preserve">p</m:t>
+                  </m:r>
+                </m:num>
+                <m:den>
+                  <m:sSub>
+                    <m:e>
+                      <m:r>
+                        <m:t xml:space="preserve">E</m:t>
+                      </m:r>
+                    </m:e>
+                    <m:sub>
+                      <m:r>
+                        <m:t xml:space="preserve">p</m:t>
+                      </m:r>
+                    </m:sub>
+                  </m:sSub>
+                  <m:r>
+                    <m:t xml:space="preserve">+</m:t>
+                  </m:r>
+                  <m:r>
+                    <m:t xml:space="preserve">m</m:t>
+                  </m:r>
+                </m:den>
+              </m:f>
+              <m:r>
+                <m:t xml:space="preserve"> </m:t>
+              </m:r>
+              <m:r>
+                <m:t xml:space="preserve">χ</m:t>
+              </m:r>
+              <m:r>
+                <m:t xml:space="preserve">,</m:t>
+              </m:r>
+              <m:r>
+                <m:t xml:space="preserve">χ</m:t>
+              </m:r>
+            </m:e>
+          </m:d>
+          <m:r>
+            <m:t xml:space="preserve">ᵀ</m:t>
           </m:r>
         </m:oMath>
       </m:oMathPara>
@@ -1091,8 +2689,42 @@
       <m:oMathPara>
         <m:oMath>
           <m:r>
-            <m:t xml:space="preserve">u†(p)u(p) = 2E_p</m:t>
+            <m:t xml:space="preserve">u†</m:t>
           </m:r>
+          <m:d>
+            <m:dPr/>
+            <m:e>
+              <m:r>
+                <m:t xml:space="preserve">p</m:t>
+              </m:r>
+            </m:e>
+          </m:d>
+          <m:r>
+            <m:t xml:space="preserve">u</m:t>
+          </m:r>
+          <m:d>
+            <m:dPr/>
+            <m:e>
+              <m:r>
+                <m:t xml:space="preserve">p</m:t>
+              </m:r>
+            </m:e>
+          </m:d>
+          <m:r>
+            <m:t xml:space="preserve">=</m:t>
+          </m:r>
+          <m:sSub>
+            <m:e>
+              <m:r>
+                <m:t xml:space="preserve">2E</m:t>
+              </m:r>
+            </m:e>
+            <m:sub>
+              <m:r>
+                <m:t xml:space="preserve">p</m:t>
+              </m:r>
+            </m:sub>
+          </m:sSub>
         </m:oMath>
       </m:oMathPara>
     </w:p>
